--- a/lista/lista_t/02/02.mc_ex_t.docx
+++ b/lista/lista_t/02/02.mc_ex_t.docx
@@ -517,6 +517,7 @@
           <w:sz w:val="28"/>
           <w:szCs w:val="28"/>
         </w:rPr>
+        <w:lastRenderedPageBreak/>
         <w:t>Sua missão:</w:t>
       </w:r>
       <w:r>
@@ -545,7 +546,6 @@
           <w:sz w:val="28"/>
           <w:szCs w:val="28"/>
         </w:rPr>
-        <w:lastRenderedPageBreak/>
         <w:t>Dica de lógica:</w:t>
       </w:r>
       <w:r>
@@ -830,6 +830,7 @@
           <w:sz w:val="28"/>
           <w:szCs w:val="28"/>
         </w:rPr>
+        <w:lastRenderedPageBreak/>
         <w:t>Sua missão:</w:t>
       </w:r>
       <w:r>
@@ -882,7 +883,6 @@
           <w:sz w:val="28"/>
           <w:szCs w:val="28"/>
         </w:rPr>
-        <w:lastRenderedPageBreak/>
         <w:t>Recomendações do Professor para a Resolução:</w:t>
       </w:r>
     </w:p>
@@ -902,7 +902,23 @@
           <w:sz w:val="28"/>
           <w:szCs w:val="28"/>
         </w:rPr>
-        <w:t xml:space="preserve">Use verbos no imperativo para indicar ações (ex: </w:t>
+        <w:t>Use verbos no imperativo para indicar ações (</w:t>
+      </w:r>
+      <w:proofErr w:type="spellStart"/>
+      <w:r>
+        <w:rPr>
+          <w:sz w:val="28"/>
+          <w:szCs w:val="28"/>
+        </w:rPr>
+        <w:t>ex</w:t>
+      </w:r>
+      <w:proofErr w:type="spellEnd"/>
+      <w:r>
+        <w:rPr>
+          <w:sz w:val="28"/>
+          <w:szCs w:val="28"/>
+        </w:rPr>
+        <w:t xml:space="preserve">: </w:t>
       </w:r>
       <w:r>
         <w:rPr>
@@ -1148,100 +1164,13 @@
         <w:noProof/>
       </w:rPr>
       <w:drawing>
-        <wp:anchor distT="0" distB="0" distL="114300" distR="114300" simplePos="0" relativeHeight="251659264" behindDoc="1" locked="0" layoutInCell="1" allowOverlap="1" wp14:anchorId="366D05C5" wp14:editId="07F6D588">
+        <wp:anchor distT="0" distB="0" distL="114300" distR="114300" simplePos="0" relativeHeight="251661312" behindDoc="1" locked="0" layoutInCell="1" allowOverlap="1" wp14:anchorId="461437C1" wp14:editId="287B1F5A">
           <wp:simplePos x="0" y="0"/>
           <wp:positionH relativeFrom="margin">
-            <wp:posOffset>5305425</wp:posOffset>
+            <wp:align>right</wp:align>
           </wp:positionH>
           <wp:positionV relativeFrom="paragraph">
-            <wp:posOffset>-392430</wp:posOffset>
-          </wp:positionV>
-          <wp:extent cx="1466850" cy="1466850"/>
-          <wp:effectExtent l="0" t="0" r="0" b="0"/>
-          <wp:wrapNone/>
-          <wp:docPr id="334210392" name="Imagem 334210392"/>
-          <wp:cNvGraphicFramePr>
-            <a:graphicFrameLocks xmlns:a="http://schemas.openxmlformats.org/drawingml/2006/main" noChangeAspect="1"/>
-          </wp:cNvGraphicFramePr>
-          <a:graphic xmlns:a="http://schemas.openxmlformats.org/drawingml/2006/main">
-            <a:graphicData uri="http://schemas.openxmlformats.org/drawingml/2006/picture">
-              <pic:pic xmlns:pic="http://schemas.openxmlformats.org/drawingml/2006/picture">
-                <pic:nvPicPr>
-                  <pic:cNvPr id="334210392" name="Imagem 334210392"/>
-                  <pic:cNvPicPr>
-                    <a:picLocks noChangeAspect="1" noChangeArrowheads="1"/>
-                  </pic:cNvPicPr>
-                </pic:nvPicPr>
-                <pic:blipFill>
-                  <a:blip r:embed="rId1">
-                    <a:extLst>
-                      <a:ext uri="{28A0092B-C50C-407E-A947-70E740481C1C}">
-                        <a14:useLocalDpi xmlns:a14="http://schemas.microsoft.com/office/drawing/2010/main" val="0"/>
-                      </a:ext>
-                    </a:extLst>
-                  </a:blip>
-                  <a:stretch>
-                    <a:fillRect/>
-                  </a:stretch>
-                </pic:blipFill>
-                <pic:spPr bwMode="auto">
-                  <a:xfrm>
-                    <a:off x="0" y="0"/>
-                    <a:ext cx="1466850" cy="1466850"/>
-                  </a:xfrm>
-                  <a:prstGeom prst="rect">
-                    <a:avLst/>
-                  </a:prstGeom>
-                  <a:noFill/>
-                  <a:ln>
-                    <a:noFill/>
-                  </a:ln>
-                  <a:effectLst>
-                    <a:softEdge rad="31750"/>
-                  </a:effectLst>
-                </pic:spPr>
-              </pic:pic>
-            </a:graphicData>
-          </a:graphic>
-          <wp14:sizeRelH relativeFrom="margin">
-            <wp14:pctWidth>0</wp14:pctWidth>
-          </wp14:sizeRelH>
-          <wp14:sizeRelV relativeFrom="margin">
-            <wp14:pctHeight>0</wp14:pctHeight>
-          </wp14:sizeRelV>
-        </wp:anchor>
-      </w:drawing>
-    </w:r>
-    <w:r>
-      <w:rPr>
-        <w:rFonts w:ascii="JetBrains Mono" w:hAnsi="JetBrains Mono" w:cs="JetBrains Mono"/>
-        <w:sz w:val="28"/>
-        <w:szCs w:val="28"/>
-      </w:rPr>
-      <w:t>Matemática Computacional</w:t>
-    </w:r>
-  </w:p>
-  <w:p>
-    <w:pPr>
-      <w:rPr>
-        <w:rFonts w:ascii="JetBrains Mono" w:hAnsi="JetBrains Mono" w:cs="JetBrains Mono"/>
-        <w:sz w:val="28"/>
-        <w:szCs w:val="28"/>
-      </w:rPr>
-    </w:pPr>
-    <w:r>
-      <w:rPr>
-        <w:rFonts w:ascii="JetBrains Mono" w:hAnsi="JetBrains Mono" w:cs="JetBrains Mono"/>
-        <w:noProof/>
-      </w:rPr>
-      <w:drawing>
-        <wp:anchor distT="0" distB="0" distL="114300" distR="114300" simplePos="0" relativeHeight="251661312" behindDoc="1" locked="0" layoutInCell="1" allowOverlap="1" wp14:anchorId="461437C1" wp14:editId="10ABC8C0">
-          <wp:simplePos x="0" y="0"/>
-          <wp:positionH relativeFrom="margin">
-            <wp:posOffset>5305425</wp:posOffset>
-          </wp:positionH>
-          <wp:positionV relativeFrom="paragraph">
-            <wp:posOffset>-392430</wp:posOffset>
+            <wp:posOffset>10160</wp:posOffset>
           </wp:positionV>
           <wp:extent cx="1466850" cy="1466850"/>
           <wp:effectExtent l="0" t="0" r="0" b="0"/>
@@ -1307,21 +1236,47 @@
       </w:rPr>
       <w:t>Matemática Computacional</w:t>
     </w:r>
-    <w:r>
+  </w:p>
+  <w:p>
+    <w:pPr>
       <w:rPr>
         <w:rFonts w:ascii="JetBrains Mono" w:hAnsi="JetBrains Mono" w:cs="JetBrains Mono"/>
         <w:sz w:val="28"/>
         <w:szCs w:val="28"/>
       </w:rPr>
-      <w:t xml:space="preserve"> Aplicada</w:t>
-    </w:r>
+    </w:pPr>
     <w:r>
       <w:rPr>
         <w:rFonts w:ascii="JetBrains Mono" w:hAnsi="JetBrains Mono" w:cs="JetBrains Mono"/>
         <w:sz w:val="28"/>
         <w:szCs w:val="28"/>
       </w:rPr>
+      <w:t>Matemática Computacional Aplicada</w:t>
+    </w:r>
+    <w:r>
+      <w:rPr>
+        <w:rFonts w:ascii="JetBrains Mono" w:hAnsi="JetBrains Mono" w:cs="JetBrains Mono"/>
+        <w:sz w:val="28"/>
+        <w:szCs w:val="28"/>
+      </w:rPr>
       <w:tab/>
+    </w:r>
+  </w:p>
+  <w:p>
+    <w:pPr>
+      <w:rPr>
+        <w:rFonts w:ascii="JetBrains Mono" w:hAnsi="JetBrains Mono" w:cs="JetBrains Mono"/>
+        <w:sz w:val="28"/>
+        <w:szCs w:val="28"/>
+      </w:rPr>
+    </w:pPr>
+    <w:r>
+      <w:rPr>
+        <w:rFonts w:ascii="JetBrains Mono" w:hAnsi="JetBrains Mono" w:cs="JetBrains Mono"/>
+        <w:sz w:val="28"/>
+        <w:szCs w:val="28"/>
+      </w:rPr>
+      <w:t>Logica Computacional</w:t>
     </w:r>
   </w:p>
   <w:p>
